--- a/第二次模拟竞赛/2026年B题 我国碳排放数据分析与研究.docx
+++ b/第二次模拟竞赛/2026年B题 我国碳排放数据分析与研究.docx
@@ -19,7 +19,25 @@
           <w:sz w:val="28"/>
           <w:szCs w:val="28"/>
         </w:rPr>
-        <w:t>2026年第十一届数维杯大学生数学建模挑战赛（春季赛）题目</w:t>
+        <w:t>2026年</w:t>
+      </w:r>
+      <w:proofErr w:type="gramStart"/>
+      <w:r>
+        <w:rPr>
+          <w:rFonts w:hint="eastAsia"/>
+          <w:sz w:val="28"/>
+          <w:szCs w:val="28"/>
+        </w:rPr>
+        <w:t>第十一届数维杯</w:t>
+      </w:r>
+      <w:proofErr w:type="gramEnd"/>
+      <w:r>
+        <w:rPr>
+          <w:rFonts w:hint="eastAsia"/>
+          <w:sz w:val="28"/>
+          <w:szCs w:val="28"/>
+        </w:rPr>
+        <w:t>大学生数学建模挑战赛（春季赛）题目</w:t>
       </w:r>
     </w:p>
     <w:p>
@@ -259,7 +277,23 @@
           <w:rFonts w:ascii="宋体" w:eastAsia="宋体" w:hAnsi="Calibri" w:cs="宋体" w:hint="eastAsia"/>
           <w:color w:val="000000"/>
         </w:rPr>
-        <w:t>）为核心的温室气体。过量排放引发温室效应加剧、气候异常、生态系统退化等全球性问题，严重威胁可持续发展。我国高度重视碳减排工作，</w:t>
+        <w:t>）为核心的温室气体。过量排放引发温室效应加剧、气候异常、生态系统退化等全球性问题，严重威胁可持续发展。我国高度</w:t>
+      </w:r>
+      <w:proofErr w:type="gramStart"/>
+      <w:r>
+        <w:rPr>
+          <w:rFonts w:ascii="宋体" w:eastAsia="宋体" w:hAnsi="Calibri" w:cs="宋体" w:hint="eastAsia"/>
+          <w:color w:val="000000"/>
+        </w:rPr>
+        <w:t>重视碳减排</w:t>
+      </w:r>
+      <w:proofErr w:type="gramEnd"/>
+      <w:r>
+        <w:rPr>
+          <w:rFonts w:ascii="宋体" w:eastAsia="宋体" w:hAnsi="Calibri" w:cs="宋体" w:hint="eastAsia"/>
+          <w:color w:val="000000"/>
+        </w:rPr>
+        <w:t>工作，</w:t>
       </w:r>
       <w:r>
         <w:rPr>
@@ -275,6 +309,7 @@
         </w:rPr>
         <w:t>年明确提出</w:t>
       </w:r>
+      <w:proofErr w:type="gramStart"/>
       <w:r>
         <w:rPr>
           <w:rFonts w:ascii="Calibri" w:eastAsia="宋体" w:hAnsi="Calibri" w:cs="Calibri"/>
@@ -287,7 +322,15 @@
           <w:rFonts w:ascii="宋体" w:eastAsia="宋体" w:hAnsi="Calibri" w:cs="宋体" w:hint="eastAsia"/>
           <w:color w:val="000000"/>
         </w:rPr>
-        <w:t>年前碳达峰、</w:t>
+        <w:t>年前碳达峰</w:t>
+      </w:r>
+      <w:proofErr w:type="gramEnd"/>
+      <w:r>
+        <w:rPr>
+          <w:rFonts w:ascii="宋体" w:eastAsia="宋体" w:hAnsi="Calibri" w:cs="宋体" w:hint="eastAsia"/>
+          <w:color w:val="000000"/>
+        </w:rPr>
+        <w:t>、</w:t>
       </w:r>
       <w:r>
         <w:rPr>
@@ -315,7 +358,23 @@
           <w:rFonts w:ascii="宋体" w:eastAsia="宋体" w:hAnsi="Calibri" w:cs="宋体" w:hint="eastAsia"/>
           <w:color w:val="000000"/>
         </w:rPr>
-        <w:t>年全国碳排放权交易市场启动上线交易；</w:t>
+        <w:t>年</w:t>
+      </w:r>
+      <w:proofErr w:type="gramStart"/>
+      <w:r>
+        <w:rPr>
+          <w:rFonts w:ascii="宋体" w:eastAsia="宋体" w:hAnsi="Calibri" w:cs="宋体" w:hint="eastAsia"/>
+          <w:color w:val="000000"/>
+        </w:rPr>
+        <w:t>全国碳排放权</w:t>
+      </w:r>
+      <w:proofErr w:type="gramEnd"/>
+      <w:r>
+        <w:rPr>
+          <w:rFonts w:ascii="宋体" w:eastAsia="宋体" w:hAnsi="Calibri" w:cs="宋体" w:hint="eastAsia"/>
+          <w:color w:val="000000"/>
+        </w:rPr>
+        <w:t>交易市场启动上线交易；</w:t>
       </w:r>
       <w:r>
         <w:rPr>
@@ -501,7 +560,52 @@
           <w:rFonts w:ascii="宋体" w:eastAsia="宋体" w:hAnsi="Calibri" w:cs="宋体" w:hint="eastAsia"/>
           <w:color w:val="000000"/>
         </w:rPr>
-        <w:t>碳排放数据，分析各省碳排放核心指标是否存在显著空间差异；结合碳排放规模、效率、经济关联度，构建多维度分类分级指标体系，对省份进行分类分级。</w:t>
+        <w:t>碳排放数据，分析</w:t>
+      </w:r>
+      <w:r>
+        <w:rPr>
+          <w:rFonts w:ascii="宋体" w:eastAsia="宋体" w:hAnsi="Calibri" w:cs="宋体" w:hint="eastAsia"/>
+          <w:color w:val="000000"/>
+          <w:highlight w:val="yellow"/>
+        </w:rPr>
+        <w:t>各省碳排放核心指标是否存在显著空间差异</w:t>
+      </w:r>
+      <w:r>
+        <w:rPr>
+          <w:rFonts w:ascii="宋体" w:eastAsia="宋体" w:hAnsi="Calibri" w:cs="宋体" w:hint="eastAsia"/>
+          <w:color w:val="000000"/>
+        </w:rPr>
+        <w:t>；结合</w:t>
+      </w:r>
+      <w:r>
+        <w:rPr>
+          <w:rFonts w:ascii="宋体" w:eastAsia="宋体" w:hAnsi="Calibri" w:cs="宋体" w:hint="eastAsia"/>
+          <w:color w:val="000000"/>
+          <w:highlight w:val="cyan"/>
+        </w:rPr>
+        <w:t>碳排放规模、效率、经济关联度</w:t>
+      </w:r>
+      <w:r>
+        <w:rPr>
+          <w:rFonts w:ascii="宋体" w:eastAsia="宋体" w:hAnsi="Calibri" w:cs="宋体" w:hint="eastAsia"/>
+          <w:color w:val="000000"/>
+        </w:rPr>
+        <w:t>，构建多维度分类分级指标体系，</w:t>
+      </w:r>
+      <w:r>
+        <w:rPr>
+          <w:rFonts w:ascii="宋体" w:eastAsia="宋体" w:hAnsi="Calibri" w:cs="宋体" w:hint="eastAsia"/>
+          <w:color w:val="000000"/>
+          <w:highlight w:val="yellow"/>
+        </w:rPr>
+        <w:t>对省份进行分类分级</w:t>
+      </w:r>
+      <w:r>
+        <w:rPr>
+          <w:rFonts w:ascii="宋体" w:eastAsia="宋体" w:hAnsi="Calibri" w:cs="宋体" w:hint="eastAsia"/>
+          <w:color w:val="000000"/>
+        </w:rPr>
+        <w:t>。</w:t>
       </w:r>
     </w:p>
     <w:p>
@@ -535,7 +639,37 @@
           <w:rFonts w:ascii="宋体" w:eastAsia="宋体" w:hAnsi="Calibri" w:cs="宋体" w:hint="eastAsia"/>
           <w:color w:val="000000"/>
         </w:rPr>
-        <w:t>：结合中国统计年鉴中的能源结构数据，识别影响碳排放的基本因素，建立碳排放的预测模型。</w:t>
+        <w:t>：结合中国统计年鉴中的能源结构数据，</w:t>
+      </w:r>
+      <w:r>
+        <w:rPr>
+          <w:rFonts w:ascii="宋体" w:eastAsia="宋体" w:hAnsi="Calibri" w:cs="宋体" w:hint="eastAsia"/>
+          <w:color w:val="000000"/>
+          <w:highlight w:val="cyan"/>
+        </w:rPr>
+        <w:t>识别影响碳排放的基本因素</w:t>
+      </w:r>
+      <w:r>
+        <w:rPr>
+          <w:rFonts w:ascii="宋体" w:eastAsia="宋体" w:hAnsi="Calibri" w:cs="宋体" w:hint="eastAsia"/>
+          <w:color w:val="000000"/>
+        </w:rPr>
+        <w:t>，</w:t>
+      </w:r>
+      <w:r>
+        <w:rPr>
+          <w:rFonts w:ascii="宋体" w:eastAsia="宋体" w:hAnsi="Calibri" w:cs="宋体" w:hint="eastAsia"/>
+          <w:color w:val="000000"/>
+          <w:highlight w:val="yellow"/>
+        </w:rPr>
+        <w:t>建立碳排放的预测模型</w:t>
+      </w:r>
+      <w:r>
+        <w:rPr>
+          <w:rFonts w:ascii="宋体" w:eastAsia="宋体" w:hAnsi="Calibri" w:cs="宋体" w:hint="eastAsia"/>
+          <w:color w:val="000000"/>
+        </w:rPr>
+        <w:t>。</w:t>
       </w:r>
     </w:p>
     <w:p>
@@ -569,8 +703,17 @@
           <w:rFonts w:ascii="宋体" w:eastAsia="宋体" w:hAnsi="Calibri" w:cs="宋体" w:hint="eastAsia"/>
           <w:color w:val="000000"/>
         </w:rPr>
-        <w:t>：基于问题</w:t>
-      </w:r>
+        <w:t>：</w:t>
+      </w:r>
+      <w:proofErr w:type="gramStart"/>
+      <w:r>
+        <w:rPr>
+          <w:rFonts w:ascii="宋体" w:eastAsia="宋体" w:hAnsi="Calibri" w:cs="宋体" w:hint="eastAsia"/>
+          <w:color w:val="000000"/>
+        </w:rPr>
+        <w:t>基于问题</w:t>
+      </w:r>
+      <w:proofErr w:type="gramEnd"/>
       <w:r>
         <w:rPr>
           <w:rFonts w:ascii="Calibri" w:eastAsia="宋体" w:hAnsi="Calibri" w:cs="Calibri"/>
@@ -611,7 +754,23 @@
           <w:rFonts w:ascii="宋体" w:eastAsia="宋体" w:hAnsi="Calibri" w:cs="宋体" w:hint="eastAsia"/>
           <w:color w:val="000000"/>
         </w:rPr>
-        <w:t>年我国碳排放总量、碳排放强度的变化趋势，判断碳达峰时间与峰值水平。</w:t>
+        <w:t>年我国碳排放总量、碳排放强度的变化趋势，</w:t>
+      </w:r>
+      <w:proofErr w:type="gramStart"/>
+      <w:r>
+        <w:rPr>
+          <w:rFonts w:ascii="宋体" w:eastAsia="宋体" w:hAnsi="Calibri" w:cs="宋体" w:hint="eastAsia"/>
+          <w:color w:val="000000"/>
+        </w:rPr>
+        <w:t>判断碳达峰时间</w:t>
+      </w:r>
+      <w:proofErr w:type="gramEnd"/>
+      <w:r>
+        <w:rPr>
+          <w:rFonts w:ascii="宋体" w:eastAsia="宋体" w:hAnsi="Calibri" w:cs="宋体" w:hint="eastAsia"/>
+          <w:color w:val="000000"/>
+        </w:rPr>
+        <w:t>与峰值水平。</w:t>
       </w:r>
     </w:p>
     <w:p>
@@ -644,7 +803,39 @@
           <w:rFonts w:ascii="宋体" w:eastAsia="宋体" w:hAnsi="Calibri" w:cs="宋体" w:hint="eastAsia"/>
           <w:color w:val="000000"/>
         </w:rPr>
-        <w:t>：结合上述分析及我国碳达峰和碳中和的目标，给出建议书。</w:t>
+        <w:t>：结合上述分析及</w:t>
+      </w:r>
+      <w:proofErr w:type="gramStart"/>
+      <w:r>
+        <w:rPr>
+          <w:rFonts w:ascii="宋体" w:eastAsia="宋体" w:hAnsi="Calibri" w:cs="宋体" w:hint="eastAsia"/>
+          <w:color w:val="000000"/>
+        </w:rPr>
+        <w:t>我国碳达峰</w:t>
+      </w:r>
+      <w:proofErr w:type="gramEnd"/>
+      <w:r>
+        <w:rPr>
+          <w:rFonts w:ascii="宋体" w:eastAsia="宋体" w:hAnsi="Calibri" w:cs="宋体" w:hint="eastAsia"/>
+          <w:color w:val="000000"/>
+        </w:rPr>
+        <w:t>和</w:t>
+      </w:r>
+      <w:proofErr w:type="gramStart"/>
+      <w:r>
+        <w:rPr>
+          <w:rFonts w:ascii="宋体" w:eastAsia="宋体" w:hAnsi="Calibri" w:cs="宋体" w:hint="eastAsia"/>
+          <w:color w:val="000000"/>
+        </w:rPr>
+        <w:t>碳中和</w:t>
+      </w:r>
+      <w:proofErr w:type="gramEnd"/>
+      <w:r>
+        <w:rPr>
+          <w:rFonts w:ascii="宋体" w:eastAsia="宋体" w:hAnsi="Calibri" w:cs="宋体" w:hint="eastAsia"/>
+          <w:color w:val="000000"/>
+        </w:rPr>
+        <w:t>的目标，给出建议书。</w:t>
       </w:r>
     </w:p>
     <w:p>
@@ -667,7 +858,6 @@
         <w:rPr>
           <w:rFonts w:ascii="宋体" w:eastAsia="宋体" w:hAnsi="Calibri" w:cs="宋体" w:hint="eastAsia"/>
         </w:rPr>
-        <w:lastRenderedPageBreak/>
         <w:t>（三）题目数据</w:t>
       </w:r>
     </w:p>
@@ -1079,13 +1269,57 @@
     <w:lsdException w:name="HTML Sample" w:semiHidden="1" w:unhideWhenUsed="1"/>
     <w:lsdException w:name="HTML Typewriter" w:semiHidden="1" w:unhideWhenUsed="1"/>
     <w:lsdException w:name="HTML Variable" w:semiHidden="1" w:unhideWhenUsed="1"/>
+    <w:lsdException w:name="Normal Table" w:semiHidden="1" w:unhideWhenUsed="1"/>
     <w:lsdException w:name="annotation subject" w:semiHidden="1" w:unhideWhenUsed="1"/>
     <w:lsdException w:name="No List" w:semiHidden="1" w:unhideWhenUsed="1"/>
     <w:lsdException w:name="Outline List 1" w:semiHidden="1" w:unhideWhenUsed="1"/>
     <w:lsdException w:name="Outline List 2" w:semiHidden="1" w:unhideWhenUsed="1"/>
     <w:lsdException w:name="Outline List 3" w:semiHidden="1" w:unhideWhenUsed="1"/>
+    <w:lsdException w:name="Table Simple 1" w:semiHidden="1" w:unhideWhenUsed="1"/>
+    <w:lsdException w:name="Table Simple 2" w:semiHidden="1" w:unhideWhenUsed="1"/>
+    <w:lsdException w:name="Table Simple 3" w:semiHidden="1" w:unhideWhenUsed="1"/>
+    <w:lsdException w:name="Table Classic 1" w:semiHidden="1" w:unhideWhenUsed="1"/>
+    <w:lsdException w:name="Table Classic 2" w:semiHidden="1" w:unhideWhenUsed="1"/>
+    <w:lsdException w:name="Table Classic 3" w:semiHidden="1" w:unhideWhenUsed="1"/>
+    <w:lsdException w:name="Table Classic 4" w:semiHidden="1" w:unhideWhenUsed="1"/>
+    <w:lsdException w:name="Table Colorful 1" w:semiHidden="1" w:unhideWhenUsed="1"/>
+    <w:lsdException w:name="Table Colorful 2" w:semiHidden="1" w:unhideWhenUsed="1"/>
+    <w:lsdException w:name="Table Colorful 3" w:semiHidden="1" w:unhideWhenUsed="1"/>
+    <w:lsdException w:name="Table Columns 1" w:semiHidden="1" w:unhideWhenUsed="1"/>
+    <w:lsdException w:name="Table Columns 2" w:semiHidden="1" w:unhideWhenUsed="1"/>
+    <w:lsdException w:name="Table Columns 3" w:semiHidden="1" w:unhideWhenUsed="1"/>
+    <w:lsdException w:name="Table Columns 4" w:semiHidden="1" w:unhideWhenUsed="1"/>
+    <w:lsdException w:name="Table Columns 5" w:semiHidden="1" w:unhideWhenUsed="1"/>
+    <w:lsdException w:name="Table Grid 1" w:semiHidden="1" w:unhideWhenUsed="1"/>
+    <w:lsdException w:name="Table Grid 2" w:semiHidden="1" w:unhideWhenUsed="1"/>
+    <w:lsdException w:name="Table Grid 3" w:semiHidden="1" w:unhideWhenUsed="1"/>
+    <w:lsdException w:name="Table Grid 4" w:semiHidden="1" w:unhideWhenUsed="1"/>
+    <w:lsdException w:name="Table Grid 5" w:semiHidden="1" w:unhideWhenUsed="1"/>
+    <w:lsdException w:name="Table Grid 6" w:semiHidden="1" w:unhideWhenUsed="1"/>
+    <w:lsdException w:name="Table Grid 7" w:semiHidden="1" w:unhideWhenUsed="1"/>
+    <w:lsdException w:name="Table Grid 8" w:semiHidden="1" w:unhideWhenUsed="1"/>
+    <w:lsdException w:name="Table List 1" w:semiHidden="1" w:unhideWhenUsed="1"/>
+    <w:lsdException w:name="Table List 2" w:semiHidden="1" w:unhideWhenUsed="1"/>
+    <w:lsdException w:name="Table List 3" w:semiHidden="1" w:unhideWhenUsed="1"/>
+    <w:lsdException w:name="Table List 4" w:semiHidden="1" w:unhideWhenUsed="1"/>
+    <w:lsdException w:name="Table List 5" w:semiHidden="1" w:unhideWhenUsed="1"/>
+    <w:lsdException w:name="Table List 6" w:semiHidden="1" w:unhideWhenUsed="1"/>
+    <w:lsdException w:name="Table List 7" w:semiHidden="1" w:unhideWhenUsed="1"/>
+    <w:lsdException w:name="Table List 8" w:semiHidden="1" w:unhideWhenUsed="1"/>
+    <w:lsdException w:name="Table 3D effects 1" w:semiHidden="1" w:unhideWhenUsed="1"/>
+    <w:lsdException w:name="Table 3D effects 2" w:semiHidden="1" w:unhideWhenUsed="1"/>
+    <w:lsdException w:name="Table 3D effects 3" w:semiHidden="1" w:unhideWhenUsed="1"/>
+    <w:lsdException w:name="Table Contemporary" w:semiHidden="1" w:unhideWhenUsed="1"/>
+    <w:lsdException w:name="Table Elegant" w:semiHidden="1" w:unhideWhenUsed="1"/>
+    <w:lsdException w:name="Table Professional" w:semiHidden="1" w:unhideWhenUsed="1"/>
+    <w:lsdException w:name="Table Subtle 1" w:semiHidden="1" w:unhideWhenUsed="1"/>
+    <w:lsdException w:name="Table Subtle 2" w:semiHidden="1" w:unhideWhenUsed="1"/>
+    <w:lsdException w:name="Table Web 1" w:semiHidden="1" w:unhideWhenUsed="1"/>
+    <w:lsdException w:name="Table Web 2" w:semiHidden="1" w:unhideWhenUsed="1"/>
+    <w:lsdException w:name="Table Web 3" w:semiHidden="1" w:unhideWhenUsed="1"/>
     <w:lsdException w:name="Balloon Text" w:semiHidden="1" w:unhideWhenUsed="1"/>
     <w:lsdException w:name="Table Grid" w:uiPriority="39"/>
+    <w:lsdException w:name="Table Theme" w:semiHidden="1" w:unhideWhenUsed="1"/>
     <w:lsdException w:name="Placeholder Text" w:semiHidden="1"/>
     <w:lsdException w:name="No Spacing" w:uiPriority="1" w:qFormat="1"/>
     <w:lsdException w:name="Light Shading" w:uiPriority="60"/>
